--- a/sourse/с, с++/Языки программироваиня/yap2-минимальный_exe/Отчет2_Черникова.docx
+++ b/sourse/с, с++/Языки программироваиня/yap2-минимальный_exe/Отчет2_Черникова.docx
@@ -1,6 +1,6 @@
 
 <file path=word/document.xml><?xml version="1.0" encoding="utf-8"?>
-<w:document xmlns:wpc="http://schemas.microsoft.com/office/word/2010/wordprocessingCanvas" xmlns:cx="http://schemas.microsoft.com/office/drawing/2014/chartex" xmlns:cx1="http://schemas.microsoft.com/office/drawing/2015/9/8/chartex" xmlns:mc="http://schemas.openxmlformats.org/markup-compatibility/2006" xmlns:o="urn:schemas-microsoft-com:office:office" xmlns:r="http://schemas.openxmlformats.org/officeDocument/2006/relationships" xmlns:m="http://schemas.openxmlformats.org/officeDocument/2006/math" xmlns:v="urn:schemas-microsoft-com:vml" xmlns:wp14="http://schemas.microsoft.com/office/word/2010/wordprocessingDrawing" xmlns:wp="http://schemas.openxmlformats.org/drawingml/2006/wordprocessingDrawing" xmlns:w10="urn:schemas-microsoft-com:office:word" xmlns:w="http://schemas.openxmlformats.org/wordprocessingml/2006/main" xmlns:w14="http://schemas.microsoft.com/office/word/2010/wordml" xmlns:w15="http://schemas.microsoft.com/office/word/2012/wordml" xmlns:w16se="http://schemas.microsoft.com/office/word/2015/wordml/symex" xmlns:wpg="http://schemas.microsoft.com/office/word/2010/wordprocessingGroup" xmlns:wpi="http://schemas.microsoft.com/office/word/2010/wordprocessingInk" xmlns:wne="http://schemas.microsoft.com/office/word/2006/wordml" xmlns:wps="http://schemas.microsoft.com/office/word/2010/wordprocessingShape" mc:Ignorable="w14 w15 w16se wp14">
+<w:document xmlns:wpc="http://schemas.microsoft.com/office/word/2010/wordprocessingCanvas" xmlns:cx="http://schemas.microsoft.com/office/drawing/2014/chartex" xmlns:cx1="http://schemas.microsoft.com/office/drawing/2015/9/8/chartex" xmlns:cx2="http://schemas.microsoft.com/office/drawing/2015/10/21/chartex" xmlns:cx3="http://schemas.microsoft.com/office/drawing/2016/5/9/chartex" xmlns:cx4="http://schemas.microsoft.com/office/drawing/2016/5/10/chartex" xmlns:cx5="http://schemas.microsoft.com/office/drawing/2016/5/11/chartex" xmlns:cx6="http://schemas.microsoft.com/office/drawing/2016/5/12/chartex" xmlns:cx7="http://schemas.microsoft.com/office/drawing/2016/5/13/chartex" xmlns:cx8="http://schemas.microsoft.com/office/drawing/2016/5/14/chartex" xmlns:mc="http://schemas.openxmlformats.org/markup-compatibility/2006" xmlns:aink="http://schemas.microsoft.com/office/drawing/2016/ink" xmlns:am3d="http://schemas.microsoft.com/office/drawing/2017/model3d" xmlns:o="urn:schemas-microsoft-com:office:office" xmlns:r="http://schemas.openxmlformats.org/officeDocument/2006/relationships" xmlns:m="http://schemas.openxmlformats.org/officeDocument/2006/math" xmlns:v="urn:schemas-microsoft-com:vml" xmlns:wp14="http://schemas.microsoft.com/office/word/2010/wordprocessingDrawing" xmlns:wp="http://schemas.openxmlformats.org/drawingml/2006/wordprocessingDrawing" xmlns:w10="urn:schemas-microsoft-com:office:word" xmlns:w="http://schemas.openxmlformats.org/wordprocessingml/2006/main" xmlns:w14="http://schemas.microsoft.com/office/word/2010/wordml" xmlns:w15="http://schemas.microsoft.com/office/word/2012/wordml" xmlns:w16cex="http://schemas.microsoft.com/office/word/2018/wordml/cex" xmlns:w16cid="http://schemas.microsoft.com/office/word/2016/wordml/cid" xmlns:w16="http://schemas.microsoft.com/office/word/2018/wordml" xmlns:w16sdtdh="http://schemas.microsoft.com/office/word/2020/wordml/sdtdatahash" xmlns:w16se="http://schemas.microsoft.com/office/word/2015/wordml/symex" xmlns:wpg="http://schemas.microsoft.com/office/word/2010/wordprocessingGroup" xmlns:wpi="http://schemas.microsoft.com/office/word/2010/wordprocessingInk" xmlns:wne="http://schemas.microsoft.com/office/word/2006/wordml" xmlns:wps="http://schemas.microsoft.com/office/word/2010/wordprocessingShape" mc:Ignorable="w14 w15 w16se w16cid w16 w16cex w16sdtdh wp14">
   <w:body>
     <w:p>
       <w:pPr>
@@ -515,21 +515,7 @@
           <w:color w:val="auto"/>
           <w:szCs w:val="28"/>
         </w:rPr>
-        <w:t xml:space="preserve">        студент гр. </w:t>
-      </w:r>
-      <w:r>
-        <w:rPr>
-          <w:color w:val="auto"/>
-          <w:szCs w:val="28"/>
-        </w:rPr>
-        <w:t>51</w:t>
-      </w:r>
-      <w:r>
-        <w:rPr>
-          <w:color w:val="auto"/>
-          <w:szCs w:val="28"/>
-        </w:rPr>
-        <w:t>31001/20003</w:t>
+        <w:t xml:space="preserve">        студент гр.</w:t>
       </w:r>
       <w:r>
         <w:rPr>
@@ -745,7 +731,7 @@
           <w:szCs w:val="28"/>
         </w:rPr>
         <w:tab/>
-        <w:t xml:space="preserve">       Семьянов П.В.</w:t>
+        <w:t xml:space="preserve">       .</w:t>
       </w:r>
     </w:p>
     <w:p>
@@ -1188,27 +1174,14 @@
       <w:r>
         <w:t xml:space="preserve">Рисунок </w:t>
       </w:r>
-      <w:r>
-        <w:fldChar w:fldCharType="begin"/>
-      </w:r>
-      <w:r>
-        <w:instrText xml:space="preserve"> SEQ Рисунок \* ARABIC </w:instrText>
-      </w:r>
-      <w:r>
-        <w:fldChar w:fldCharType="separate"/>
-      </w:r>
-      <w:r>
-        <w:rPr>
-          <w:noProof/>
-        </w:rPr>
-        <w:t>1</w:t>
-      </w:r>
-      <w:r>
-        <w:rPr>
-          <w:noProof/>
-        </w:rPr>
-        <w:fldChar w:fldCharType="end"/>
-      </w:r>
+      <w:fldSimple w:instr=" SEQ Рисунок \* ARABIC ">
+        <w:r>
+          <w:rPr>
+            <w:noProof/>
+          </w:rPr>
+          <w:t>1</w:t>
+        </w:r>
+      </w:fldSimple>
       <w:r>
         <w:t>. Начальный размер программы</w:t>
       </w:r>
@@ -1571,7 +1544,6 @@
           <w:szCs w:val="28"/>
         </w:rPr>
       </w:pPr>
-      <w:proofErr w:type="gramStart"/>
       <w:r>
         <w:rPr>
           <w:color w:val="auto"/>
@@ -1593,7 +1565,6 @@
         </w:rPr>
         <w:t>и</w:t>
       </w:r>
-      <w:proofErr w:type="gramEnd"/>
       <w:r>
         <w:rPr>
           <w:color w:val="auto"/>
@@ -1748,23 +1719,7 @@
           <w:color w:val="auto"/>
           <w:szCs w:val="28"/>
         </w:rPr>
-        <w:t xml:space="preserve">библиотека времени </w:t>
-      </w:r>
-      <w:proofErr w:type="gramStart"/>
-      <w:r>
-        <w:rPr>
-          <w:color w:val="auto"/>
-          <w:szCs w:val="28"/>
-        </w:rPr>
-        <w:t>выполнения  -</w:t>
-      </w:r>
-      <w:proofErr w:type="gramEnd"/>
-      <w:r>
-        <w:rPr>
-          <w:color w:val="auto"/>
-          <w:szCs w:val="28"/>
-        </w:rPr>
-        <w:t xml:space="preserve"> Многопоточный </w:t>
+        <w:t xml:space="preserve">библиотека времени выполнения  - Многопоточный </w:t>
       </w:r>
       <w:r>
         <w:rPr>
@@ -1829,7 +1784,6 @@
           <w:color w:val="auto"/>
           <w:szCs w:val="28"/>
         </w:rPr>
-        <w:lastRenderedPageBreak/>
         <w:t>Были включены ссылки, которые удаляют функции или данные, на которые никогда не приводят ссылки</w:t>
       </w:r>
       <w:r>
@@ -1837,17 +1791,8 @@
           <w:color w:val="auto"/>
           <w:szCs w:val="28"/>
         </w:rPr>
-        <w:t>(/</w:t>
-      </w:r>
-      <w:proofErr w:type="gramStart"/>
-      <w:r>
-        <w:rPr>
-          <w:color w:val="auto"/>
-          <w:szCs w:val="28"/>
-        </w:rPr>
-        <w:t>OPT:REF</w:t>
-      </w:r>
-      <w:proofErr w:type="gramEnd"/>
+        <w:t>(/OPT:REF</w:t>
+      </w:r>
       <w:r>
         <w:rPr>
           <w:color w:val="auto"/>
@@ -2412,27 +2357,14 @@
       <w:r>
         <w:t xml:space="preserve">Рисунок </w:t>
       </w:r>
-      <w:r>
-        <w:fldChar w:fldCharType="begin"/>
-      </w:r>
-      <w:r>
-        <w:instrText xml:space="preserve"> SEQ Рисунок \* ARABIC </w:instrText>
-      </w:r>
-      <w:r>
-        <w:fldChar w:fldCharType="separate"/>
-      </w:r>
-      <w:r>
-        <w:rPr>
-          <w:noProof/>
-        </w:rPr>
-        <w:t>2</w:t>
-      </w:r>
-      <w:r>
-        <w:rPr>
-          <w:noProof/>
-        </w:rPr>
-        <w:fldChar w:fldCharType="end"/>
-      </w:r>
+      <w:fldSimple w:instr=" SEQ Рисунок \* ARABIC ">
+        <w:r>
+          <w:rPr>
+            <w:noProof/>
+          </w:rPr>
+          <w:t>2</w:t>
+        </w:r>
+      </w:fldSimple>
       <w:r>
         <w:t>. Размер программы после применения флагов</w:t>
       </w:r>
@@ -2763,7 +2695,6 @@
         <w:rPr>
           <w:szCs w:val="28"/>
         </w:rPr>
-        <w:lastRenderedPageBreak/>
         <w:t>Приложение</w:t>
       </w:r>
     </w:p>
@@ -2904,15 +2835,7 @@
         <w:rPr>
           <w:szCs w:val="28"/>
         </w:rPr>
-        <w:t>Если изменить стандарт языка си на более старую версию, то размер исполняемого файла будет ещ</w:t>
-      </w:r>
-      <w:bookmarkStart w:id="6" w:name="_GoBack"/>
-      <w:bookmarkEnd w:id="6"/>
-      <w:r>
-        <w:rPr>
-          <w:szCs w:val="28"/>
-        </w:rPr>
-        <w:t>е меньше.</w:t>
+        <w:t>Если изменить стандарт языка си на более старую версию, то размер исполняемого файла будет еще меньше.</w:t>
       </w:r>
     </w:p>
     <w:sectPr>
@@ -2931,7 +2854,7 @@
 </file>
 
 <file path=word/endnotes.xml><?xml version="1.0" encoding="utf-8"?>
-<w:endnotes xmlns:wpc="http://schemas.microsoft.com/office/word/2010/wordprocessingCanvas" xmlns:cx="http://schemas.microsoft.com/office/drawing/2014/chartex" xmlns:cx1="http://schemas.microsoft.com/office/drawing/2015/9/8/chartex" xmlns:mc="http://schemas.openxmlformats.org/markup-compatibility/2006" xmlns:o="urn:schemas-microsoft-com:office:office" xmlns:r="http://schemas.openxmlformats.org/officeDocument/2006/relationships" xmlns:m="http://schemas.openxmlformats.org/officeDocument/2006/math" xmlns:v="urn:schemas-microsoft-com:vml" xmlns:wp14="http://schemas.microsoft.com/office/word/2010/wordprocessingDrawing" xmlns:wp="http://schemas.openxmlformats.org/drawingml/2006/wordprocessingDrawing" xmlns:w10="urn:schemas-microsoft-com:office:word" xmlns:w="http://schemas.openxmlformats.org/wordprocessingml/2006/main" xmlns:w14="http://schemas.microsoft.com/office/word/2010/wordml" xmlns:w15="http://schemas.microsoft.com/office/word/2012/wordml" xmlns:w16se="http://schemas.microsoft.com/office/word/2015/wordml/symex" xmlns:wpg="http://schemas.microsoft.com/office/word/2010/wordprocessingGroup" xmlns:wpi="http://schemas.microsoft.com/office/word/2010/wordprocessingInk" xmlns:wne="http://schemas.microsoft.com/office/word/2006/wordml" xmlns:wps="http://schemas.microsoft.com/office/word/2010/wordprocessingShape" mc:Ignorable="w14 w15 w16se wp14">
+<w:endnotes xmlns:wpc="http://schemas.microsoft.com/office/word/2010/wordprocessingCanvas" xmlns:cx="http://schemas.microsoft.com/office/drawing/2014/chartex" xmlns:cx1="http://schemas.microsoft.com/office/drawing/2015/9/8/chartex" xmlns:cx2="http://schemas.microsoft.com/office/drawing/2015/10/21/chartex" xmlns:cx3="http://schemas.microsoft.com/office/drawing/2016/5/9/chartex" xmlns:cx4="http://schemas.microsoft.com/office/drawing/2016/5/10/chartex" xmlns:cx5="http://schemas.microsoft.com/office/drawing/2016/5/11/chartex" xmlns:cx6="http://schemas.microsoft.com/office/drawing/2016/5/12/chartex" xmlns:cx7="http://schemas.microsoft.com/office/drawing/2016/5/13/chartex" xmlns:cx8="http://schemas.microsoft.com/office/drawing/2016/5/14/chartex" xmlns:mc="http://schemas.openxmlformats.org/markup-compatibility/2006" xmlns:aink="http://schemas.microsoft.com/office/drawing/2016/ink" xmlns:am3d="http://schemas.microsoft.com/office/drawing/2017/model3d" xmlns:o="urn:schemas-microsoft-com:office:office" xmlns:r="http://schemas.openxmlformats.org/officeDocument/2006/relationships" xmlns:m="http://schemas.openxmlformats.org/officeDocument/2006/math" xmlns:v="urn:schemas-microsoft-com:vml" xmlns:wp14="http://schemas.microsoft.com/office/word/2010/wordprocessingDrawing" xmlns:wp="http://schemas.openxmlformats.org/drawingml/2006/wordprocessingDrawing" xmlns:w10="urn:schemas-microsoft-com:office:word" xmlns:w="http://schemas.openxmlformats.org/wordprocessingml/2006/main" xmlns:w14="http://schemas.microsoft.com/office/word/2010/wordml" xmlns:w15="http://schemas.microsoft.com/office/word/2012/wordml" xmlns:w16cex="http://schemas.microsoft.com/office/word/2018/wordml/cex" xmlns:w16cid="http://schemas.microsoft.com/office/word/2016/wordml/cid" xmlns:w16="http://schemas.microsoft.com/office/word/2018/wordml" xmlns:w16sdtdh="http://schemas.microsoft.com/office/word/2020/wordml/sdtdatahash" xmlns:w16se="http://schemas.microsoft.com/office/word/2015/wordml/symex" xmlns:wpg="http://schemas.microsoft.com/office/word/2010/wordprocessingGroup" xmlns:wpi="http://schemas.microsoft.com/office/word/2010/wordprocessingInk" xmlns:wne="http://schemas.microsoft.com/office/word/2006/wordml" xmlns:wps="http://schemas.microsoft.com/office/word/2010/wordprocessingShape" mc:Ignorable="w14 w15 w16se w16cid w16 w16cex w16sdtdh wp14">
   <w:endnote w:type="separator" w:id="-1">
     <w:p>
       <w:pPr>
@@ -2956,7 +2879,7 @@
 </file>
 
 <file path=word/footer1.xml><?xml version="1.0" encoding="utf-8"?>
-<w:ftr xmlns:wpc="http://schemas.microsoft.com/office/word/2010/wordprocessingCanvas" xmlns:cx="http://schemas.microsoft.com/office/drawing/2014/chartex" xmlns:cx1="http://schemas.microsoft.com/office/drawing/2015/9/8/chartex" xmlns:mc="http://schemas.openxmlformats.org/markup-compatibility/2006" xmlns:o="urn:schemas-microsoft-com:office:office" xmlns:r="http://schemas.openxmlformats.org/officeDocument/2006/relationships" xmlns:m="http://schemas.openxmlformats.org/officeDocument/2006/math" xmlns:v="urn:schemas-microsoft-com:vml" xmlns:wp14="http://schemas.microsoft.com/office/word/2010/wordprocessingDrawing" xmlns:wp="http://schemas.openxmlformats.org/drawingml/2006/wordprocessingDrawing" xmlns:w10="urn:schemas-microsoft-com:office:word" xmlns:w="http://schemas.openxmlformats.org/wordprocessingml/2006/main" xmlns:w14="http://schemas.microsoft.com/office/word/2010/wordml" xmlns:w15="http://schemas.microsoft.com/office/word/2012/wordml" xmlns:w16se="http://schemas.microsoft.com/office/word/2015/wordml/symex" xmlns:wpg="http://schemas.microsoft.com/office/word/2010/wordprocessingGroup" xmlns:wpi="http://schemas.microsoft.com/office/word/2010/wordprocessingInk" xmlns:wne="http://schemas.microsoft.com/office/word/2006/wordml" xmlns:wps="http://schemas.microsoft.com/office/word/2010/wordprocessingShape" mc:Ignorable="w14 w15 w16se wp14">
+<w:ftr xmlns:wpc="http://schemas.microsoft.com/office/word/2010/wordprocessingCanvas" xmlns:cx="http://schemas.microsoft.com/office/drawing/2014/chartex" xmlns:cx1="http://schemas.microsoft.com/office/drawing/2015/9/8/chartex" xmlns:cx2="http://schemas.microsoft.com/office/drawing/2015/10/21/chartex" xmlns:cx3="http://schemas.microsoft.com/office/drawing/2016/5/9/chartex" xmlns:cx4="http://schemas.microsoft.com/office/drawing/2016/5/10/chartex" xmlns:cx5="http://schemas.microsoft.com/office/drawing/2016/5/11/chartex" xmlns:cx6="http://schemas.microsoft.com/office/drawing/2016/5/12/chartex" xmlns:cx7="http://schemas.microsoft.com/office/drawing/2016/5/13/chartex" xmlns:cx8="http://schemas.microsoft.com/office/drawing/2016/5/14/chartex" xmlns:mc="http://schemas.openxmlformats.org/markup-compatibility/2006" xmlns:aink="http://schemas.microsoft.com/office/drawing/2016/ink" xmlns:am3d="http://schemas.microsoft.com/office/drawing/2017/model3d" xmlns:o="urn:schemas-microsoft-com:office:office" xmlns:r="http://schemas.openxmlformats.org/officeDocument/2006/relationships" xmlns:m="http://schemas.openxmlformats.org/officeDocument/2006/math" xmlns:v="urn:schemas-microsoft-com:vml" xmlns:wp14="http://schemas.microsoft.com/office/word/2010/wordprocessingDrawing" xmlns:wp="http://schemas.openxmlformats.org/drawingml/2006/wordprocessingDrawing" xmlns:w10="urn:schemas-microsoft-com:office:word" xmlns:w="http://schemas.openxmlformats.org/wordprocessingml/2006/main" xmlns:w14="http://schemas.microsoft.com/office/word/2010/wordml" xmlns:w15="http://schemas.microsoft.com/office/word/2012/wordml" xmlns:w16cex="http://schemas.microsoft.com/office/word/2018/wordml/cex" xmlns:w16cid="http://schemas.microsoft.com/office/word/2016/wordml/cid" xmlns:w16="http://schemas.microsoft.com/office/word/2018/wordml" xmlns:w16sdtdh="http://schemas.microsoft.com/office/word/2020/wordml/sdtdatahash" xmlns:w16se="http://schemas.microsoft.com/office/word/2015/wordml/symex" xmlns:wpg="http://schemas.microsoft.com/office/word/2010/wordprocessingGroup" xmlns:wpi="http://schemas.microsoft.com/office/word/2010/wordprocessingInk" xmlns:wne="http://schemas.microsoft.com/office/word/2006/wordml" xmlns:wps="http://schemas.microsoft.com/office/word/2010/wordprocessingShape" mc:Ignorable="w14 w15 w16se w16cid w16 w16cex w16sdtdh wp14">
   <w:p>
     <w:pPr>
       <w:spacing w:after="0" w:line="259" w:lineRule="auto"/>
@@ -2995,7 +2918,7 @@
 </file>
 
 <file path=word/footer2.xml><?xml version="1.0" encoding="utf-8"?>
-<w:ftr xmlns:wpc="http://schemas.microsoft.com/office/word/2010/wordprocessingCanvas" xmlns:cx="http://schemas.microsoft.com/office/drawing/2014/chartex" xmlns:cx1="http://schemas.microsoft.com/office/drawing/2015/9/8/chartex" xmlns:mc="http://schemas.openxmlformats.org/markup-compatibility/2006" xmlns:o="urn:schemas-microsoft-com:office:office" xmlns:r="http://schemas.openxmlformats.org/officeDocument/2006/relationships" xmlns:m="http://schemas.openxmlformats.org/officeDocument/2006/math" xmlns:v="urn:schemas-microsoft-com:vml" xmlns:wp14="http://schemas.microsoft.com/office/word/2010/wordprocessingDrawing" xmlns:wp="http://schemas.openxmlformats.org/drawingml/2006/wordprocessingDrawing" xmlns:w10="urn:schemas-microsoft-com:office:word" xmlns:w="http://schemas.openxmlformats.org/wordprocessingml/2006/main" xmlns:w14="http://schemas.microsoft.com/office/word/2010/wordml" xmlns:w15="http://schemas.microsoft.com/office/word/2012/wordml" xmlns:w16se="http://schemas.microsoft.com/office/word/2015/wordml/symex" xmlns:wpg="http://schemas.microsoft.com/office/word/2010/wordprocessingGroup" xmlns:wpi="http://schemas.microsoft.com/office/word/2010/wordprocessingInk" xmlns:wne="http://schemas.microsoft.com/office/word/2006/wordml" xmlns:wps="http://schemas.microsoft.com/office/word/2010/wordprocessingShape" mc:Ignorable="w14 w15 w16se wp14">
+<w:ftr xmlns:wpc="http://schemas.microsoft.com/office/word/2010/wordprocessingCanvas" xmlns:cx="http://schemas.microsoft.com/office/drawing/2014/chartex" xmlns:cx1="http://schemas.microsoft.com/office/drawing/2015/9/8/chartex" xmlns:cx2="http://schemas.microsoft.com/office/drawing/2015/10/21/chartex" xmlns:cx3="http://schemas.microsoft.com/office/drawing/2016/5/9/chartex" xmlns:cx4="http://schemas.microsoft.com/office/drawing/2016/5/10/chartex" xmlns:cx5="http://schemas.microsoft.com/office/drawing/2016/5/11/chartex" xmlns:cx6="http://schemas.microsoft.com/office/drawing/2016/5/12/chartex" xmlns:cx7="http://schemas.microsoft.com/office/drawing/2016/5/13/chartex" xmlns:cx8="http://schemas.microsoft.com/office/drawing/2016/5/14/chartex" xmlns:mc="http://schemas.openxmlformats.org/markup-compatibility/2006" xmlns:aink="http://schemas.microsoft.com/office/drawing/2016/ink" xmlns:am3d="http://schemas.microsoft.com/office/drawing/2017/model3d" xmlns:o="urn:schemas-microsoft-com:office:office" xmlns:r="http://schemas.openxmlformats.org/officeDocument/2006/relationships" xmlns:m="http://schemas.openxmlformats.org/officeDocument/2006/math" xmlns:v="urn:schemas-microsoft-com:vml" xmlns:wp14="http://schemas.microsoft.com/office/word/2010/wordprocessingDrawing" xmlns:wp="http://schemas.openxmlformats.org/drawingml/2006/wordprocessingDrawing" xmlns:w10="urn:schemas-microsoft-com:office:word" xmlns:w="http://schemas.openxmlformats.org/wordprocessingml/2006/main" xmlns:w14="http://schemas.microsoft.com/office/word/2010/wordml" xmlns:w15="http://schemas.microsoft.com/office/word/2012/wordml" xmlns:w16cex="http://schemas.microsoft.com/office/word/2018/wordml/cex" xmlns:w16cid="http://schemas.microsoft.com/office/word/2016/wordml/cid" xmlns:w16="http://schemas.microsoft.com/office/word/2018/wordml" xmlns:w16sdtdh="http://schemas.microsoft.com/office/word/2020/wordml/sdtdatahash" xmlns:w16se="http://schemas.microsoft.com/office/word/2015/wordml/symex" xmlns:wpg="http://schemas.microsoft.com/office/word/2010/wordprocessingGroup" xmlns:wpi="http://schemas.microsoft.com/office/word/2010/wordprocessingInk" xmlns:wne="http://schemas.microsoft.com/office/word/2006/wordml" xmlns:wps="http://schemas.microsoft.com/office/word/2010/wordprocessingShape" mc:Ignorable="w14 w15 w16se w16cid w16 w16cex w16sdtdh wp14">
   <w:p>
     <w:pPr>
       <w:spacing w:after="0" w:line="259" w:lineRule="auto"/>
@@ -3010,7 +2933,7 @@
 </file>
 
 <file path=word/footer3.xml><?xml version="1.0" encoding="utf-8"?>
-<w:ftr xmlns:wpc="http://schemas.microsoft.com/office/word/2010/wordprocessingCanvas" xmlns:cx="http://schemas.microsoft.com/office/drawing/2014/chartex" xmlns:cx1="http://schemas.microsoft.com/office/drawing/2015/9/8/chartex" xmlns:mc="http://schemas.openxmlformats.org/markup-compatibility/2006" xmlns:o="urn:schemas-microsoft-com:office:office" xmlns:r="http://schemas.openxmlformats.org/officeDocument/2006/relationships" xmlns:m="http://schemas.openxmlformats.org/officeDocument/2006/math" xmlns:v="urn:schemas-microsoft-com:vml" xmlns:wp14="http://schemas.microsoft.com/office/word/2010/wordprocessingDrawing" xmlns:wp="http://schemas.openxmlformats.org/drawingml/2006/wordprocessingDrawing" xmlns:w10="urn:schemas-microsoft-com:office:word" xmlns:w="http://schemas.openxmlformats.org/wordprocessingml/2006/main" xmlns:w14="http://schemas.microsoft.com/office/word/2010/wordml" xmlns:w15="http://schemas.microsoft.com/office/word/2012/wordml" xmlns:w16se="http://schemas.microsoft.com/office/word/2015/wordml/symex" xmlns:wpg="http://schemas.microsoft.com/office/word/2010/wordprocessingGroup" xmlns:wpi="http://schemas.microsoft.com/office/word/2010/wordprocessingInk" xmlns:wne="http://schemas.microsoft.com/office/word/2006/wordml" xmlns:wps="http://schemas.microsoft.com/office/word/2010/wordprocessingShape" mc:Ignorable="w14 w15 w16se wp14">
+<w:ftr xmlns:wpc="http://schemas.microsoft.com/office/word/2010/wordprocessingCanvas" xmlns:cx="http://schemas.microsoft.com/office/drawing/2014/chartex" xmlns:cx1="http://schemas.microsoft.com/office/drawing/2015/9/8/chartex" xmlns:cx2="http://schemas.microsoft.com/office/drawing/2015/10/21/chartex" xmlns:cx3="http://schemas.microsoft.com/office/drawing/2016/5/9/chartex" xmlns:cx4="http://schemas.microsoft.com/office/drawing/2016/5/10/chartex" xmlns:cx5="http://schemas.microsoft.com/office/drawing/2016/5/11/chartex" xmlns:cx6="http://schemas.microsoft.com/office/drawing/2016/5/12/chartex" xmlns:cx7="http://schemas.microsoft.com/office/drawing/2016/5/13/chartex" xmlns:cx8="http://schemas.microsoft.com/office/drawing/2016/5/14/chartex" xmlns:mc="http://schemas.openxmlformats.org/markup-compatibility/2006" xmlns:aink="http://schemas.microsoft.com/office/drawing/2016/ink" xmlns:am3d="http://schemas.microsoft.com/office/drawing/2017/model3d" xmlns:o="urn:schemas-microsoft-com:office:office" xmlns:r="http://schemas.openxmlformats.org/officeDocument/2006/relationships" xmlns:m="http://schemas.openxmlformats.org/officeDocument/2006/math" xmlns:v="urn:schemas-microsoft-com:vml" xmlns:wp14="http://schemas.microsoft.com/office/word/2010/wordprocessingDrawing" xmlns:wp="http://schemas.openxmlformats.org/drawingml/2006/wordprocessingDrawing" xmlns:w10="urn:schemas-microsoft-com:office:word" xmlns:w="http://schemas.openxmlformats.org/wordprocessingml/2006/main" xmlns:w14="http://schemas.microsoft.com/office/word/2010/wordml" xmlns:w15="http://schemas.microsoft.com/office/word/2012/wordml" xmlns:w16cex="http://schemas.microsoft.com/office/word/2018/wordml/cex" xmlns:w16cid="http://schemas.microsoft.com/office/word/2016/wordml/cid" xmlns:w16="http://schemas.microsoft.com/office/word/2018/wordml" xmlns:w16sdtdh="http://schemas.microsoft.com/office/word/2020/wordml/sdtdatahash" xmlns:w16se="http://schemas.microsoft.com/office/word/2015/wordml/symex" xmlns:wpg="http://schemas.microsoft.com/office/word/2010/wordprocessingGroup" xmlns:wpi="http://schemas.microsoft.com/office/word/2010/wordprocessingInk" xmlns:wne="http://schemas.microsoft.com/office/word/2006/wordml" xmlns:wps="http://schemas.microsoft.com/office/word/2010/wordprocessingShape" mc:Ignorable="w14 w15 w16se w16cid w16 w16cex w16sdtdh wp14">
   <w:p>
     <w:pPr>
       <w:pStyle w:val="a6"/>
@@ -3028,7 +2951,7 @@
 </file>
 
 <file path=word/footnotes.xml><?xml version="1.0" encoding="utf-8"?>
-<w:footnotes xmlns:wpc="http://schemas.microsoft.com/office/word/2010/wordprocessingCanvas" xmlns:cx="http://schemas.microsoft.com/office/drawing/2014/chartex" xmlns:cx1="http://schemas.microsoft.com/office/drawing/2015/9/8/chartex" xmlns:mc="http://schemas.openxmlformats.org/markup-compatibility/2006" xmlns:o="urn:schemas-microsoft-com:office:office" xmlns:r="http://schemas.openxmlformats.org/officeDocument/2006/relationships" xmlns:m="http://schemas.openxmlformats.org/officeDocument/2006/math" xmlns:v="urn:schemas-microsoft-com:vml" xmlns:wp14="http://schemas.microsoft.com/office/word/2010/wordprocessingDrawing" xmlns:wp="http://schemas.openxmlformats.org/drawingml/2006/wordprocessingDrawing" xmlns:w10="urn:schemas-microsoft-com:office:word" xmlns:w="http://schemas.openxmlformats.org/wordprocessingml/2006/main" xmlns:w14="http://schemas.microsoft.com/office/word/2010/wordml" xmlns:w15="http://schemas.microsoft.com/office/word/2012/wordml" xmlns:w16se="http://schemas.microsoft.com/office/word/2015/wordml/symex" xmlns:wpg="http://schemas.microsoft.com/office/word/2010/wordprocessingGroup" xmlns:wpi="http://schemas.microsoft.com/office/word/2010/wordprocessingInk" xmlns:wne="http://schemas.microsoft.com/office/word/2006/wordml" xmlns:wps="http://schemas.microsoft.com/office/word/2010/wordprocessingShape" mc:Ignorable="w14 w15 w16se wp14">
+<w:footnotes xmlns:wpc="http://schemas.microsoft.com/office/word/2010/wordprocessingCanvas" xmlns:cx="http://schemas.microsoft.com/office/drawing/2014/chartex" xmlns:cx1="http://schemas.microsoft.com/office/drawing/2015/9/8/chartex" xmlns:cx2="http://schemas.microsoft.com/office/drawing/2015/10/21/chartex" xmlns:cx3="http://schemas.microsoft.com/office/drawing/2016/5/9/chartex" xmlns:cx4="http://schemas.microsoft.com/office/drawing/2016/5/10/chartex" xmlns:cx5="http://schemas.microsoft.com/office/drawing/2016/5/11/chartex" xmlns:cx6="http://schemas.microsoft.com/office/drawing/2016/5/12/chartex" xmlns:cx7="http://schemas.microsoft.com/office/drawing/2016/5/13/chartex" xmlns:cx8="http://schemas.microsoft.com/office/drawing/2016/5/14/chartex" xmlns:mc="http://schemas.openxmlformats.org/markup-compatibility/2006" xmlns:aink="http://schemas.microsoft.com/office/drawing/2016/ink" xmlns:am3d="http://schemas.microsoft.com/office/drawing/2017/model3d" xmlns:o="urn:schemas-microsoft-com:office:office" xmlns:r="http://schemas.openxmlformats.org/officeDocument/2006/relationships" xmlns:m="http://schemas.openxmlformats.org/officeDocument/2006/math" xmlns:v="urn:schemas-microsoft-com:vml" xmlns:wp14="http://schemas.microsoft.com/office/word/2010/wordprocessingDrawing" xmlns:wp="http://schemas.openxmlformats.org/drawingml/2006/wordprocessingDrawing" xmlns:w10="urn:schemas-microsoft-com:office:word" xmlns:w="http://schemas.openxmlformats.org/wordprocessingml/2006/main" xmlns:w14="http://schemas.microsoft.com/office/word/2010/wordml" xmlns:w15="http://schemas.microsoft.com/office/word/2012/wordml" xmlns:w16cex="http://schemas.microsoft.com/office/word/2018/wordml/cex" xmlns:w16cid="http://schemas.microsoft.com/office/word/2016/wordml/cid" xmlns:w16="http://schemas.microsoft.com/office/word/2018/wordml" xmlns:w16sdtdh="http://schemas.microsoft.com/office/word/2020/wordml/sdtdatahash" xmlns:w16se="http://schemas.microsoft.com/office/word/2015/wordml/symex" xmlns:wpg="http://schemas.microsoft.com/office/word/2010/wordprocessingGroup" xmlns:wpi="http://schemas.microsoft.com/office/word/2010/wordprocessingInk" xmlns:wne="http://schemas.microsoft.com/office/word/2006/wordml" xmlns:wps="http://schemas.microsoft.com/office/word/2010/wordprocessingShape" mc:Ignorable="w14 w15 w16se w16cid w16 w16cex w16sdtdh wp14">
   <w:footnote w:type="separator" w:id="-1">
     <w:p>
       <w:pPr>
@@ -3053,7 +2976,7 @@
 </file>
 
 <file path=word/numbering.xml><?xml version="1.0" encoding="utf-8"?>
-<w:numbering xmlns:wpc="http://schemas.microsoft.com/office/word/2010/wordprocessingCanvas" xmlns:cx="http://schemas.microsoft.com/office/drawing/2014/chartex" xmlns:cx1="http://schemas.microsoft.com/office/drawing/2015/9/8/chartex" xmlns:mc="http://schemas.openxmlformats.org/markup-compatibility/2006" xmlns:o="urn:schemas-microsoft-com:office:office" xmlns:r="http://schemas.openxmlformats.org/officeDocument/2006/relationships" xmlns:m="http://schemas.openxmlformats.org/officeDocument/2006/math" xmlns:v="urn:schemas-microsoft-com:vml" xmlns:wp14="http://schemas.microsoft.com/office/word/2010/wordprocessingDrawing" xmlns:wp="http://schemas.openxmlformats.org/drawingml/2006/wordprocessingDrawing" xmlns:w10="urn:schemas-microsoft-com:office:word" xmlns:w="http://schemas.openxmlformats.org/wordprocessingml/2006/main" xmlns:w14="http://schemas.microsoft.com/office/word/2010/wordml" xmlns:w15="http://schemas.microsoft.com/office/word/2012/wordml" xmlns:w16se="http://schemas.microsoft.com/office/word/2015/wordml/symex" xmlns:wpg="http://schemas.microsoft.com/office/word/2010/wordprocessingGroup" xmlns:wpi="http://schemas.microsoft.com/office/word/2010/wordprocessingInk" xmlns:wne="http://schemas.microsoft.com/office/word/2006/wordml" xmlns:wps="http://schemas.microsoft.com/office/word/2010/wordprocessingShape" mc:Ignorable="w14 w15 w16se wp14">
+<w:numbering xmlns:wpc="http://schemas.microsoft.com/office/word/2010/wordprocessingCanvas" xmlns:cx="http://schemas.microsoft.com/office/drawing/2014/chartex" xmlns:cx1="http://schemas.microsoft.com/office/drawing/2015/9/8/chartex" xmlns:cx2="http://schemas.microsoft.com/office/drawing/2015/10/21/chartex" xmlns:cx3="http://schemas.microsoft.com/office/drawing/2016/5/9/chartex" xmlns:cx4="http://schemas.microsoft.com/office/drawing/2016/5/10/chartex" xmlns:cx5="http://schemas.microsoft.com/office/drawing/2016/5/11/chartex" xmlns:cx6="http://schemas.microsoft.com/office/drawing/2016/5/12/chartex" xmlns:cx7="http://schemas.microsoft.com/office/drawing/2016/5/13/chartex" xmlns:cx8="http://schemas.microsoft.com/office/drawing/2016/5/14/chartex" xmlns:mc="http://schemas.openxmlformats.org/markup-compatibility/2006" xmlns:aink="http://schemas.microsoft.com/office/drawing/2016/ink" xmlns:am3d="http://schemas.microsoft.com/office/drawing/2017/model3d" xmlns:o="urn:schemas-microsoft-com:office:office" xmlns:r="http://schemas.openxmlformats.org/officeDocument/2006/relationships" xmlns:m="http://schemas.openxmlformats.org/officeDocument/2006/math" xmlns:v="urn:schemas-microsoft-com:vml" xmlns:wp14="http://schemas.microsoft.com/office/word/2010/wordprocessingDrawing" xmlns:wp="http://schemas.openxmlformats.org/drawingml/2006/wordprocessingDrawing" xmlns:w10="urn:schemas-microsoft-com:office:word" xmlns:w="http://schemas.openxmlformats.org/wordprocessingml/2006/main" xmlns:w14="http://schemas.microsoft.com/office/word/2010/wordml" xmlns:w15="http://schemas.microsoft.com/office/word/2012/wordml" xmlns:w16cex="http://schemas.microsoft.com/office/word/2018/wordml/cex" xmlns:w16cid="http://schemas.microsoft.com/office/word/2016/wordml/cid" xmlns:w16="http://schemas.microsoft.com/office/word/2018/wordml" xmlns:w16sdtdh="http://schemas.microsoft.com/office/word/2020/wordml/sdtdatahash" xmlns:w16se="http://schemas.microsoft.com/office/word/2015/wordml/symex" xmlns:wpg="http://schemas.microsoft.com/office/word/2010/wordprocessingGroup" xmlns:wpi="http://schemas.microsoft.com/office/word/2010/wordprocessingInk" xmlns:wne="http://schemas.microsoft.com/office/word/2006/wordml" xmlns:wps="http://schemas.microsoft.com/office/word/2010/wordprocessingShape" mc:Ignorable="w14 w15 w16se w16cid w16 w16cex w16sdtdh wp14">
   <w:abstractNum w:abstractNumId="0" w15:restartNumberingAfterBreak="0">
     <w:nsid w:val="00000002"/>
     <w:multiLevelType w:val="multilevel"/>
@@ -8118,7 +8041,7 @@
 </file>
 
 <file path=word/styles.xml><?xml version="1.0" encoding="utf-8"?>
-<w:styles xmlns:mc="http://schemas.openxmlformats.org/markup-compatibility/2006" xmlns:r="http://schemas.openxmlformats.org/officeDocument/2006/relationships" xmlns:w="http://schemas.openxmlformats.org/wordprocessingml/2006/main" xmlns:w14="http://schemas.microsoft.com/office/word/2010/wordml" xmlns:w15="http://schemas.microsoft.com/office/word/2012/wordml" xmlns:w16se="http://schemas.microsoft.com/office/word/2015/wordml/symex" mc:Ignorable="w14 w15 w16se">
+<w:styles xmlns:mc="http://schemas.openxmlformats.org/markup-compatibility/2006" xmlns:r="http://schemas.openxmlformats.org/officeDocument/2006/relationships" xmlns:w="http://schemas.openxmlformats.org/wordprocessingml/2006/main" xmlns:w14="http://schemas.microsoft.com/office/word/2010/wordml" xmlns:w15="http://schemas.microsoft.com/office/word/2012/wordml" xmlns:w16cex="http://schemas.microsoft.com/office/word/2018/wordml/cex" xmlns:w16cid="http://schemas.microsoft.com/office/word/2016/wordml/cid" xmlns:w16="http://schemas.microsoft.com/office/word/2018/wordml" xmlns:w16sdtdh="http://schemas.microsoft.com/office/word/2020/wordml/sdtdatahash" xmlns:w16se="http://schemas.microsoft.com/office/word/2015/wordml/symex" mc:Ignorable="w14 w15 w16se w16cid w16 w16cex w16sdtdh">
   <w:docDefaults>
     <w:rPrDefault>
       <w:rPr>
@@ -8134,7 +8057,7 @@
       </w:pPr>
     </w:pPrDefault>
   </w:docDefaults>
-  <w:latentStyles w:defLockedState="0" w:defUIPriority="99" w:defSemiHidden="0" w:defUnhideWhenUsed="0" w:defQFormat="0" w:count="371">
+  <w:latentStyles w:defLockedState="0" w:defUIPriority="99" w:defSemiHidden="0" w:defUnhideWhenUsed="0" w:defQFormat="0" w:count="376">
     <w:lsdException w:name="Normal" w:uiPriority="0" w:qFormat="1"/>
     <w:lsdException w:name="heading 1" w:uiPriority="9" w:qFormat="1"/>
     <w:lsdException w:name="heading 2" w:semiHidden="1" w:uiPriority="9" w:unhideWhenUsed="1" w:qFormat="1"/>
@@ -8240,7 +8163,6 @@
     <w:lsdException w:name="HTML Sample" w:semiHidden="1" w:unhideWhenUsed="1"/>
     <w:lsdException w:name="HTML Typewriter" w:semiHidden="1" w:unhideWhenUsed="1"/>
     <w:lsdException w:name="HTML Variable" w:semiHidden="1" w:unhideWhenUsed="1"/>
-    <w:lsdException w:name="Normal Table" w:semiHidden="1" w:unhideWhenUsed="1"/>
     <w:lsdException w:name="annotation subject" w:semiHidden="1" w:unhideWhenUsed="1"/>
     <w:lsdException w:name="No List" w:semiHidden="1" w:unhideWhenUsed="1"/>
     <w:lsdException w:name="Outline List 1" w:semiHidden="1" w:unhideWhenUsed="1"/>
@@ -8283,11 +8205,8 @@
     <w:lsdException w:name="Table Contemporary" w:semiHidden="1" w:unhideWhenUsed="1"/>
     <w:lsdException w:name="Table Elegant" w:semiHidden="1" w:unhideWhenUsed="1"/>
     <w:lsdException w:name="Table Professional" w:semiHidden="1" w:unhideWhenUsed="1"/>
-    <w:lsdException w:name="Table Subtle 1" w:semiHidden="1" w:unhideWhenUsed="1"/>
     <w:lsdException w:name="Table Subtle 2" w:semiHidden="1" w:unhideWhenUsed="1"/>
     <w:lsdException w:name="Table Web 1" w:semiHidden="1" w:unhideWhenUsed="1"/>
-    <w:lsdException w:name="Table Web 2" w:semiHidden="1" w:unhideWhenUsed="1"/>
-    <w:lsdException w:name="Table Web 3" w:semiHidden="1" w:unhideWhenUsed="1"/>
     <w:lsdException w:name="Balloon Text" w:semiHidden="1" w:unhideWhenUsed="1"/>
     <w:lsdException w:name="Table Grid" w:uiPriority="39"/>
     <w:lsdException w:name="Table Theme" w:semiHidden="1" w:unhideWhenUsed="1"/>
@@ -8506,6 +8425,11 @@
     <w:lsdException w:name="List Table 5 Dark Accent 6" w:uiPriority="50"/>
     <w:lsdException w:name="List Table 6 Colorful Accent 6" w:uiPriority="51"/>
     <w:lsdException w:name="List Table 7 Colorful Accent 6" w:uiPriority="52"/>
+    <w:lsdException w:name="Mention" w:semiHidden="1" w:unhideWhenUsed="1"/>
+    <w:lsdException w:name="Smart Hyperlink" w:semiHidden="1" w:unhideWhenUsed="1"/>
+    <w:lsdException w:name="Hashtag" w:semiHidden="1" w:unhideWhenUsed="1"/>
+    <w:lsdException w:name="Unresolved Mention" w:semiHidden="1" w:unhideWhenUsed="1"/>
+    <w:lsdException w:name="Smart Link" w:semiHidden="1" w:unhideWhenUsed="1"/>
   </w:latentStyles>
   <w:style w:type="paragraph" w:default="1" w:styleId="a">
     <w:name w:val="Normal"/>
